--- a/LAB EXERCISES/LabSheet12-MVC.docx
+++ b/LAB EXERCISES/LabSheet12-MVC.docx
@@ -5,28 +5,11 @@
     <w:p>
       <w:pPr>
         <w:rPr>
-          <w:b/>
-          <w:u w:val="single"/>
           <w:lang w:val="en-GB"/>
         </w:rPr>
       </w:pPr>
       <w:bookmarkStart w:id="0" w:name="_GoBack"/>
       <w:bookmarkEnd w:id="0"/>
-      <w:r>
-        <w:rPr>
-          <w:b/>
-          <w:u w:val="single"/>
-          <w:lang w:val="en-GB"/>
-        </w:rPr>
-        <w:t>Lab Sheet4</w:t>
-      </w:r>
-    </w:p>
-    <w:p>
-      <w:pPr>
-        <w:rPr>
-          <w:lang w:val="en-GB"/>
-        </w:rPr>
-      </w:pPr>
       <w:r>
         <w:rPr>
           <w:lang w:val="en-GB"/>
@@ -1323,7 +1306,6 @@
           <w:sz w:val="22"/>
           <w:szCs w:val="22"/>
         </w:rPr>
-        <w:lastRenderedPageBreak/>
         <w:t>private</w:t>
       </w:r>
       <w:proofErr w:type="gramEnd"/>
@@ -1396,6 +1378,7 @@
           <w:sz w:val="22"/>
           <w:szCs w:val="22"/>
         </w:rPr>
+        <w:lastRenderedPageBreak/>
         <w:t>public</w:t>
       </w:r>
       <w:proofErr w:type="gramEnd"/>
@@ -2538,111 +2521,111 @@
           <w:sz w:val="22"/>
           <w:szCs w:val="22"/>
         </w:rPr>
+        <w:t>&lt;</w:t>
+      </w:r>
+      <w:r>
+        <w:rPr>
+          <w:rFonts w:asciiTheme="minorHAnsi" w:hAnsiTheme="minorHAnsi" w:cstheme="minorHAnsi"/>
+          <w:color w:val="3F7F7F"/>
+          <w:sz w:val="22"/>
+          <w:szCs w:val="22"/>
+        </w:rPr>
+        <w:t>p</w:t>
+      </w:r>
+      <w:r>
+        <w:rPr>
+          <w:rFonts w:asciiTheme="minorHAnsi" w:hAnsiTheme="minorHAnsi" w:cstheme="minorHAnsi"/>
+          <w:color w:val="008080"/>
+          <w:sz w:val="22"/>
+          <w:szCs w:val="22"/>
+        </w:rPr>
+        <w:t>&gt;</w:t>
+      </w:r>
+      <w:r>
+        <w:rPr>
+          <w:rFonts w:asciiTheme="minorHAnsi" w:hAnsiTheme="minorHAnsi" w:cstheme="minorHAnsi"/>
+          <w:color w:val="000000"/>
+          <w:sz w:val="22"/>
+          <w:szCs w:val="22"/>
+        </w:rPr>
+        <w:t>You are successfully logged in</w:t>
+      </w:r>
+      <w:proofErr w:type="gramStart"/>
+      <w:r>
+        <w:rPr>
+          <w:rFonts w:asciiTheme="minorHAnsi" w:hAnsiTheme="minorHAnsi" w:cstheme="minorHAnsi"/>
+          <w:color w:val="000000"/>
+          <w:sz w:val="22"/>
+          <w:szCs w:val="22"/>
+        </w:rPr>
+        <w:t>!</w:t>
+      </w:r>
+      <w:r>
+        <w:rPr>
+          <w:rFonts w:asciiTheme="minorHAnsi" w:hAnsiTheme="minorHAnsi" w:cstheme="minorHAnsi"/>
+          <w:color w:val="008080"/>
+          <w:sz w:val="22"/>
+          <w:szCs w:val="22"/>
+        </w:rPr>
+        <w:t>&lt;</w:t>
+      </w:r>
+      <w:proofErr w:type="gramEnd"/>
+      <w:r>
+        <w:rPr>
+          <w:rFonts w:asciiTheme="minorHAnsi" w:hAnsiTheme="minorHAnsi" w:cstheme="minorHAnsi"/>
+          <w:color w:val="008080"/>
+          <w:sz w:val="22"/>
+          <w:szCs w:val="22"/>
+        </w:rPr>
+        <w:t>/</w:t>
+      </w:r>
+      <w:r>
+        <w:rPr>
+          <w:rFonts w:asciiTheme="minorHAnsi" w:hAnsiTheme="minorHAnsi" w:cstheme="minorHAnsi"/>
+          <w:color w:val="3F7F7F"/>
+          <w:sz w:val="22"/>
+          <w:szCs w:val="22"/>
+        </w:rPr>
+        <w:t>p</w:t>
+      </w:r>
+      <w:r>
+        <w:rPr>
+          <w:rFonts w:asciiTheme="minorHAnsi" w:hAnsiTheme="minorHAnsi" w:cstheme="minorHAnsi"/>
+          <w:color w:val="008080"/>
+          <w:sz w:val="22"/>
+          <w:szCs w:val="22"/>
+        </w:rPr>
+        <w:t>&gt;</w:t>
+      </w:r>
+      <w:r>
+        <w:rPr>
+          <w:rFonts w:asciiTheme="minorHAnsi" w:hAnsiTheme="minorHAnsi" w:cstheme="minorHAnsi"/>
+          <w:color w:val="000000"/>
+          <w:sz w:val="22"/>
+          <w:szCs w:val="22"/>
+        </w:rPr>
+        <w:t xml:space="preserve"> </w:t>
+      </w:r>
+    </w:p>
+    <w:p>
+      <w:pPr>
+        <w:pStyle w:val="NormalWeb"/>
+        <w:shd w:val="clear" w:color="auto" w:fill="FFFFFF"/>
+        <w:rPr>
+          <w:rFonts w:asciiTheme="minorHAnsi" w:hAnsiTheme="minorHAnsi" w:cstheme="minorHAnsi"/>
+          <w:color w:val="000000"/>
+          <w:sz w:val="22"/>
+          <w:szCs w:val="22"/>
+        </w:rPr>
+      </w:pPr>
+      <w:r>
+        <w:rPr>
+          <w:rFonts w:asciiTheme="minorHAnsi" w:hAnsiTheme="minorHAnsi" w:cstheme="minorHAnsi"/>
+          <w:color w:val="BF5F3F"/>
+          <w:sz w:val="22"/>
+          <w:szCs w:val="22"/>
+        </w:rPr>
         <w:lastRenderedPageBreak/>
-        <w:t>&lt;</w:t>
-      </w:r>
-      <w:r>
-        <w:rPr>
-          <w:rFonts w:asciiTheme="minorHAnsi" w:hAnsiTheme="minorHAnsi" w:cstheme="minorHAnsi"/>
-          <w:color w:val="3F7F7F"/>
-          <w:sz w:val="22"/>
-          <w:szCs w:val="22"/>
-        </w:rPr>
-        <w:t>p</w:t>
-      </w:r>
-      <w:r>
-        <w:rPr>
-          <w:rFonts w:asciiTheme="minorHAnsi" w:hAnsiTheme="minorHAnsi" w:cstheme="minorHAnsi"/>
-          <w:color w:val="008080"/>
-          <w:sz w:val="22"/>
-          <w:szCs w:val="22"/>
-        </w:rPr>
-        <w:t>&gt;</w:t>
-      </w:r>
-      <w:r>
-        <w:rPr>
-          <w:rFonts w:asciiTheme="minorHAnsi" w:hAnsiTheme="minorHAnsi" w:cstheme="minorHAnsi"/>
-          <w:color w:val="000000"/>
-          <w:sz w:val="22"/>
-          <w:szCs w:val="22"/>
-        </w:rPr>
-        <w:t>You are successfully logged in</w:t>
-      </w:r>
-      <w:proofErr w:type="gramStart"/>
-      <w:r>
-        <w:rPr>
-          <w:rFonts w:asciiTheme="minorHAnsi" w:hAnsiTheme="minorHAnsi" w:cstheme="minorHAnsi"/>
-          <w:color w:val="000000"/>
-          <w:sz w:val="22"/>
-          <w:szCs w:val="22"/>
-        </w:rPr>
-        <w:t>!</w:t>
-      </w:r>
-      <w:r>
-        <w:rPr>
-          <w:rFonts w:asciiTheme="minorHAnsi" w:hAnsiTheme="minorHAnsi" w:cstheme="minorHAnsi"/>
-          <w:color w:val="008080"/>
-          <w:sz w:val="22"/>
-          <w:szCs w:val="22"/>
-        </w:rPr>
-        <w:t>&lt;</w:t>
-      </w:r>
-      <w:proofErr w:type="gramEnd"/>
-      <w:r>
-        <w:rPr>
-          <w:rFonts w:asciiTheme="minorHAnsi" w:hAnsiTheme="minorHAnsi" w:cstheme="minorHAnsi"/>
-          <w:color w:val="008080"/>
-          <w:sz w:val="22"/>
-          <w:szCs w:val="22"/>
-        </w:rPr>
-        <w:t>/</w:t>
-      </w:r>
-      <w:r>
-        <w:rPr>
-          <w:rFonts w:asciiTheme="minorHAnsi" w:hAnsiTheme="minorHAnsi" w:cstheme="minorHAnsi"/>
-          <w:color w:val="3F7F7F"/>
-          <w:sz w:val="22"/>
-          <w:szCs w:val="22"/>
-        </w:rPr>
-        <w:t>p</w:t>
-      </w:r>
-      <w:r>
-        <w:rPr>
-          <w:rFonts w:asciiTheme="minorHAnsi" w:hAnsiTheme="minorHAnsi" w:cstheme="minorHAnsi"/>
-          <w:color w:val="008080"/>
-          <w:sz w:val="22"/>
-          <w:szCs w:val="22"/>
-        </w:rPr>
-        <w:t>&gt;</w:t>
-      </w:r>
-      <w:r>
-        <w:rPr>
-          <w:rFonts w:asciiTheme="minorHAnsi" w:hAnsiTheme="minorHAnsi" w:cstheme="minorHAnsi"/>
-          <w:color w:val="000000"/>
-          <w:sz w:val="22"/>
-          <w:szCs w:val="22"/>
-        </w:rPr>
-        <w:t xml:space="preserve"> </w:t>
-      </w:r>
-    </w:p>
-    <w:p>
-      <w:pPr>
-        <w:pStyle w:val="NormalWeb"/>
-        <w:shd w:val="clear" w:color="auto" w:fill="FFFFFF"/>
-        <w:rPr>
-          <w:rFonts w:asciiTheme="minorHAnsi" w:hAnsiTheme="minorHAnsi" w:cstheme="minorHAnsi"/>
-          <w:color w:val="000000"/>
-          <w:sz w:val="22"/>
-          <w:szCs w:val="22"/>
-        </w:rPr>
-      </w:pPr>
-      <w:r>
-        <w:rPr>
-          <w:rFonts w:asciiTheme="minorHAnsi" w:hAnsiTheme="minorHAnsi" w:cstheme="minorHAnsi"/>
-          <w:color w:val="BF5F3F"/>
-          <w:sz w:val="22"/>
-          <w:szCs w:val="22"/>
-        </w:rPr>
         <w:t>&lt;%</w:t>
       </w:r>
       <w:r>
@@ -4235,7 +4218,6 @@
           <w:sz w:val="22"/>
           <w:szCs w:val="22"/>
         </w:rPr>
-        <w:lastRenderedPageBreak/>
         <w:t>RequestDispatcher</w:t>
       </w:r>
       <w:proofErr w:type="spellEnd"/>
@@ -4358,6 +4340,7 @@
           <w:sz w:val="22"/>
           <w:szCs w:val="22"/>
         </w:rPr>
+        <w:lastRenderedPageBreak/>
         <w:t>rd</w:t>
       </w:r>
       <w:r>
